--- a/docs/HOW_TO_USE_SYSTEM_EN.docx
+++ b/docs/HOW_TO_USE_SYSTEM_EN.docx
@@ -4,6 +4,22 @@
   <w:body>
     <w:p>
       <w:pPr>
+        <w:spacing w:after="120"/>
+        <w:jc w:val="center"/>
+      </w:pPr>
+      <w:r>
+        <w:rPr>
+          <w:b/>
+          <w:bCs/>
+          <w:color w:val="0C4A6E"/>
+          <w:sz w:val="56"/>
+          <w:szCs w:val="56"/>
+        </w:rPr>
+        <w:t xml:space="preserve">JAMHURIYA RMS — HOW TO USE THE SYSTEM (ENGLISH)</w:t>
+      </w:r>
+    </w:p>
+    <w:p>
+      <w:pPr>
         <w:spacing w:after="80"/>
         <w:jc w:val="center"/>
       </w:pPr>
@@ -11,406 +27,1047 @@
         <w:rPr>
           <w:b/>
           <w:bCs/>
+          <w:color w:val="0369A1"/>
           <w:sz w:val="32"/>
           <w:szCs w:val="32"/>
         </w:rPr>
-        <w:t xml:space="preserve">JAMHURIYA RMS — HOW TO USE THE SYSTEM (ENGLISH)</w:t>
-      </w:r>
-    </w:p>
-    <w:p>
-      <w:pPr>
-        <w:spacing w:after="40"/>
+        <w:t xml:space="preserve">User Guide — Jamhuriya University Research Management System</w:t>
+      </w:r>
+    </w:p>
+    <w:p>
+      <w:pPr>
+        <w:spacing w:after="80"/>
         <w:jc w:val="center"/>
       </w:pPr>
       <w:r>
         <w:rPr>
           <w:b/>
           <w:bCs/>
-          <w:sz w:val="28"/>
-          <w:szCs w:val="28"/>
-        </w:rPr>
-        <w:t xml:space="preserve">User Guide — Jamhuriya University Research Management System</w:t>
-      </w:r>
-    </w:p>
-    <w:p>
-      <w:pPr>
+          <w:color w:val="64748B"/>
+          <w:sz w:val="24"/>
+          <w:szCs w:val="24"/>
+        </w:rPr>
+        <w:t xml:space="preserve">Updated: July 22, 2026</w:t>
+      </w:r>
+    </w:p>
+    <w:p>
+      <w:pPr>
+        <w:pBdr>
+          <w:bottom w:val="single" w:color="0369A1" w:sz="18" w:space="1"/>
+        </w:pBdr>
         <w:spacing w:after="200"/>
-        <w:jc w:val="center"/>
-      </w:pPr>
-      <w:r>
-        <w:rPr>
-          <w:i/>
-          <w:iCs/>
-          <w:color w:val="64748B"/>
-          <w:sz w:val="22"/>
-          <w:szCs w:val="22"/>
-        </w:rPr>
-        <w:t xml:space="preserve">Updated: July 21, 2026</w:t>
-      </w:r>
-    </w:p>
-    <w:p>
-      <w:pPr>
-        <w:pBdr>
-          <w:bottom w:val="single" w:color="0369A1" w:sz="12" w:space="1"/>
-        </w:pBdr>
-        <w:spacing w:after="240"/>
-      </w:pPr>
-    </w:p>
-    <w:p>
-      <w:pPr>
-        <w:pStyle w:val="ListParagraph"/>
-        <w:numPr>
-          <w:ilvl w:val="0"/>
-          <w:numId w:val="1"/>
-        </w:numPr>
-        <w:spacing w:after="40"/>
-      </w:pPr>
-      <w:r>
+      </w:pPr>
+    </w:p>
+    <w:p>
+      <w:pPr>
+        <w:spacing w:after="0" w:before="0" w:line="276"/>
+      </w:pPr>
+      <w:r>
+        <w:t xml:space="preserve"/>
+      </w:r>
+    </w:p>
+    <w:p>
+      <w:pPr>
+        <w:spacing w:after="0" w:before="0" w:line="276"/>
+      </w:pPr>
+      <w:r>
+        <w:t xml:space="preserve"/>
+      </w:r>
+    </w:p>
+    <w:p>
+      <w:pPr>
+        <w:spacing w:after="160" w:before="120"/>
+      </w:pPr>
+      <w:r>
+        <w:rPr>
+          <w:b/>
+          <w:bCs/>
+          <w:color w:val="0C4A6E"/>
+          <w:sz w:val="36"/>
+          <w:szCs w:val="36"/>
+        </w:rPr>
         <w:t xml:space="preserve">1. OVERVIEW</w:t>
       </w:r>
     </w:p>
     <w:p>
       <w:pPr>
-        <w:spacing w:after="80"/>
-      </w:pPr>
-      <w:r>
-        <w:t xml:space="preserve">JUST RMS manages university research from funding calls through proposals, multi-stage review, project execution, finance, outputs, and formal closure.</w:t>
-      </w:r>
-    </w:p>
-    <w:p>
-      <w:pPr>
-        <w:spacing w:after="80"/>
-      </w:pPr>
-      <w:r>
-        <w:t xml:space="preserve">Two portals exist: Undergraduate (UG) and Postgraduate (PG). Only the Research Director can switch between them.</w:t>
-      </w:r>
-    </w:p>
-    <w:p>
-      <w:pPr>
-        <w:spacing w:after="80"/>
-      </w:pPr>
-      <w:r>
+        <w:spacing w:after="100"/>
+      </w:pPr>
+      <w:r>
+        <w:rPr>
+          <w:sz w:val="22"/>
+          <w:szCs w:val="22"/>
+        </w:rPr>
+        <w:t xml:space="preserve">JUST RMS manages university research from funding calls through proposals, multi-stage review, project execution, finance, publications, and formal closure.</w:t>
+      </w:r>
+    </w:p>
+    <w:p>
+      <w:pPr>
+        <w:spacing w:after="100"/>
+      </w:pPr>
+      <w:r>
+        <w:rPr>
+          <w:sz w:val="22"/>
+          <w:szCs w:val="22"/>
+        </w:rPr>
+        <w:t xml:space="preserve">Two portals exist: Undergraduate (UG) and Postgraduate (PG). Only the Research Director can switch between them. Data never mixes.</w:t>
+      </w:r>
+    </w:p>
+    <w:p>
+      <w:pPr>
+        <w:spacing w:after="100"/>
+      </w:pPr>
+      <w:r>
+        <w:rPr>
+          <w:sz w:val="22"/>
+          <w:szCs w:val="22"/>
+        </w:rPr>
         <w:t xml:space="preserve">Open the app at http://localhost:5173 after starting backend (:5000) and frontend (:5173).</w:t>
       </w:r>
     </w:p>
     <w:p>
       <w:pPr>
-        <w:pStyle w:val="ListParagraph"/>
-        <w:numPr>
-          <w:ilvl w:val="0"/>
-          <w:numId w:val="1"/>
-        </w:numPr>
-        <w:spacing w:after="40"/>
-      </w:pPr>
-      <w:r>
-        <w:t xml:space="preserve">2. ROLES (8)</w:t>
-      </w:r>
-    </w:p>
-    <w:p>
-      <w:pPr>
-        <w:pStyle w:val="ListParagraph"/>
-        <w:numPr>
-          <w:ilvl w:val="0"/>
-          <w:numId w:val="1"/>
-        </w:numPr>
-        <w:spacing w:after="40"/>
-      </w:pPr>
-      <w:r>
-        <w:t xml:space="preserve">Research Director — final approvals, users, departments, ethics, funding calls</w:t>
-      </w:r>
-    </w:p>
-    <w:p>
-      <w:pPr>
-        <w:pStyle w:val="ListParagraph"/>
-        <w:numPr>
-          <w:ilvl w:val="0"/>
-          <w:numId w:val="1"/>
-        </w:numPr>
-        <w:spacing w:after="40"/>
-      </w:pPr>
-      <w:r>
-        <w:t xml:space="preserve">University Leadership — publish funding calls; peer review (score + comment)</w:t>
-      </w:r>
-    </w:p>
-    <w:p>
-      <w:pPr>
-        <w:pStyle w:val="ListParagraph"/>
-        <w:numPr>
-          <w:ilvl w:val="0"/>
-          <w:numId w:val="1"/>
-        </w:numPr>
-        <w:spacing w:after="40"/>
-      </w:pPr>
-      <w:r>
-        <w:t xml:space="preserve">Faculty Coordinator — faculty review, thesis groups</w:t>
-      </w:r>
-    </w:p>
-    <w:p>
-      <w:pPr>
-        <w:pStyle w:val="ListParagraph"/>
-        <w:numPr>
-          <w:ilvl w:val="0"/>
-          <w:numId w:val="1"/>
-        </w:numPr>
-        <w:spacing w:after="40"/>
-      </w:pPr>
-      <w:r>
-        <w:t xml:space="preserve">Finance Officer — Grant funding approval, budgets, payments, finance closure</w:t>
-      </w:r>
-    </w:p>
-    <w:p>
-      <w:pPr>
-        <w:pStyle w:val="ListParagraph"/>
-        <w:numPr>
-          <w:ilvl w:val="0"/>
-          <w:numId w:val="1"/>
-        </w:numPr>
-        <w:spacing w:after="40"/>
-      </w:pPr>
-      <w:r>
-        <w:t xml:space="preserve">Procurement Officer — purchase order review before Director</w:t>
-      </w:r>
-    </w:p>
-    <w:p>
-      <w:pPr>
-        <w:pStyle w:val="ListParagraph"/>
-        <w:numPr>
-          <w:ilvl w:val="0"/>
-          <w:numId w:val="1"/>
-        </w:numPr>
-        <w:spacing w:after="40"/>
-      </w:pPr>
-      <w:r>
-        <w:t xml:space="preserve">HR Officer — projects and thesis HR context</w:t>
-      </w:r>
-    </w:p>
-    <w:p>
-      <w:pPr>
-        <w:pStyle w:val="ListParagraph"/>
-        <w:numPr>
-          <w:ilvl w:val="0"/>
-          <w:numId w:val="1"/>
-        </w:numPr>
-        <w:spacing w:after="40"/>
-      </w:pPr>
-      <w:r>
-        <w:t xml:space="preserve">Donor Agency — external funding call drafts</w:t>
-      </w:r>
-    </w:p>
-    <w:p>
-      <w:pPr>
-        <w:pStyle w:val="ListParagraph"/>
-        <w:numPr>
-          <w:ilvl w:val="0"/>
-          <w:numId w:val="1"/>
-        </w:numPr>
-        <w:spacing w:after="40"/>
-      </w:pPr>
-      <w:r>
-        <w:t xml:space="preserve">Researcher — proposals, grants, projects, publications, thesis</w:t>
-      </w:r>
-    </w:p>
-    <w:p>
-      <w:pPr>
-        <w:pStyle w:val="ListParagraph"/>
-        <w:numPr>
-          <w:ilvl w:val="0"/>
-          <w:numId w:val="1"/>
-        </w:numPr>
-        <w:spacing w:after="40"/>
-      </w:pPr>
-      <w:r>
+        <w:spacing w:after="0" w:before="0" w:line="276"/>
+      </w:pPr>
+      <w:r>
+        <w:t xml:space="preserve"/>
+      </w:r>
+    </w:p>
+    <w:p>
+      <w:pPr>
+        <w:spacing w:after="0" w:before="0" w:line="276"/>
+      </w:pPr>
+      <w:r>
+        <w:t xml:space="preserve"/>
+      </w:r>
+    </w:p>
+    <w:p>
+      <w:pPr>
+        <w:spacing w:after="160" w:before="200"/>
+      </w:pPr>
+      <w:r>
+        <w:rPr>
+          <w:b/>
+          <w:bCs/>
+          <w:color w:val="0C4A6E"/>
+          <w:sz w:val="36"/>
+          <w:szCs w:val="36"/>
+        </w:rPr>
+        <w:t xml:space="preserve">2. USER JOBS — WHAT EACH ROLE DOES (8)</w:t>
+      </w:r>
+    </w:p>
+    <w:p>
+      <w:pPr>
+        <w:spacing w:after="100"/>
+      </w:pPr>
+      <w:r>
+        <w:rPr>
+          <w:sz w:val="22"/>
+          <w:szCs w:val="22"/>
+        </w:rPr>
+        <w:t xml:space="preserve">There is no separate Ethics Committee or Peer Reviewer login. Ethics = Research Director. Peer review = University Leadership.</w:t>
+      </w:r>
+    </w:p>
+    <w:p>
+      <w:pPr>
+        <w:spacing w:after="100"/>
+      </w:pPr>
+      <w:r>
+        <w:rPr>
+          <w:sz w:val="22"/>
+          <w:szCs w:val="22"/>
+        </w:rPr>
+        <w:t xml:space="preserve">Research Director (director@rms.edu)</w:t>
+      </w:r>
+    </w:p>
+    <w:p>
+      <w:pPr>
+        <w:pStyle w:val="ListParagraph"/>
+        <w:numPr>
+          <w:ilvl w:val="0"/>
+          <w:numId w:val="1"/>
+        </w:numPr>
+        <w:spacing w:after="60"/>
+      </w:pPr>
+      <w:r>
+        <w:t xml:space="preserve">Switch UG/PG portals; create/publish internal funding calls</w:t>
+      </w:r>
+    </w:p>
+    <w:p>
+      <w:pPr>
+        <w:pStyle w:val="ListParagraph"/>
+        <w:numPr>
+          <w:ilvl w:val="0"/>
+          <w:numId w:val="1"/>
+        </w:numPr>
+        <w:spacing w:after="60"/>
+      </w:pPr>
+      <w:r>
+        <w:t xml:space="preserve">Final Approve/Reject proposals; decide ethics (JUREC)</w:t>
+      </w:r>
+    </w:p>
+    <w:p>
+      <w:pPr>
+        <w:pStyle w:val="ListParagraph"/>
+        <w:numPr>
+          <w:ilvl w:val="0"/>
+          <w:numId w:val="1"/>
+        </w:numPr>
+        <w:spacing w:after="60"/>
+      </w:pPr>
+      <w:r>
+        <w:t xml:space="preserve">Approve POs after Procurement; manage Users &amp; Departments</w:t>
+      </w:r>
+    </w:p>
+    <w:p>
+      <w:pPr>
+        <w:pStyle w:val="ListParagraph"/>
+        <w:numPr>
+          <w:ilvl w:val="0"/>
+          <w:numId w:val="1"/>
+        </w:numPr>
+        <w:spacing w:after="60"/>
+      </w:pPr>
+      <w:r>
+        <w:t xml:space="preserve">Analytics, KPI, audit trail</w:t>
+      </w:r>
+    </w:p>
+    <w:p>
+      <w:pPr>
+        <w:spacing w:after="100"/>
+      </w:pPr>
+      <w:r>
+        <w:rPr>
+          <w:sz w:val="22"/>
+          <w:szCs w:val="22"/>
+        </w:rPr>
+        <w:t xml:space="preserve">University Leadership (leadership@ / leadership.pg@)</w:t>
+      </w:r>
+    </w:p>
+    <w:p>
+      <w:pPr>
+        <w:pStyle w:val="ListParagraph"/>
+        <w:numPr>
+          <w:ilvl w:val="0"/>
+          <w:numId w:val="1"/>
+        </w:numPr>
+        <w:spacing w:after="60"/>
+      </w:pPr>
+      <w:r>
+        <w:t xml:space="preserve">Approve/publish funding calls</w:t>
+      </w:r>
+    </w:p>
+    <w:p>
+      <w:pPr>
+        <w:pStyle w:val="ListParagraph"/>
+        <w:numPr>
+          <w:ilvl w:val="0"/>
+          <w:numId w:val="1"/>
+        </w:numPr>
+        <w:spacing w:after="60"/>
+      </w:pPr>
+      <w:r>
+        <w:t xml:space="preserve">Peer review: score 1–5 + comment on assigned proposals</w:t>
+      </w:r>
+    </w:p>
+    <w:p>
+      <w:pPr>
+        <w:pStyle w:val="ListParagraph"/>
+        <w:numPr>
+          <w:ilvl w:val="0"/>
+          <w:numId w:val="1"/>
+        </w:numPr>
+        <w:spacing w:after="60"/>
+      </w:pPr>
+      <w:r>
+        <w:t xml:space="preserve">Peer Reviews + Proposals menus; KPI</w:t>
+      </w:r>
+    </w:p>
+    <w:p>
+      <w:pPr>
+        <w:spacing w:after="100"/>
+      </w:pPr>
+      <w:r>
+        <w:rPr>
+          <w:sz w:val="22"/>
+          <w:szCs w:val="22"/>
+        </w:rPr>
+        <w:t xml:space="preserve">Faculty Coordinator (coordinator@ / coordinator.pg@)</w:t>
+      </w:r>
+    </w:p>
+    <w:p>
+      <w:pPr>
+        <w:pStyle w:val="ListParagraph"/>
+        <w:numPr>
+          <w:ilvl w:val="0"/>
+          <w:numId w:val="1"/>
+        </w:numPr>
+        <w:spacing w:after="60"/>
+      </w:pPr>
+      <w:r>
+        <w:t xml:space="preserve">Faculty proposal queue; thesis groups (min 4 students), titles, supervisors</w:t>
+      </w:r>
+    </w:p>
+    <w:p>
+      <w:pPr>
+        <w:pStyle w:val="ListParagraph"/>
+        <w:numPr>
+          <w:ilvl w:val="0"/>
+          <w:numId w:val="1"/>
+        </w:numPr>
+        <w:spacing w:after="60"/>
+      </w:pPr>
+      <w:r>
+        <w:t xml:space="preserve">Publication workflow; Validate → Published</w:t>
+      </w:r>
+    </w:p>
+    <w:p>
+      <w:pPr>
+        <w:pStyle w:val="ListParagraph"/>
+        <w:numPr>
+          <w:ilvl w:val="0"/>
+          <w:numId w:val="1"/>
+        </w:numPr>
+        <w:spacing w:after="60"/>
+      </w:pPr>
+      <w:r>
+        <w:t xml:space="preserve">Faculty monitoring / reports</w:t>
+      </w:r>
+    </w:p>
+    <w:p>
+      <w:pPr>
+        <w:spacing w:after="100"/>
+      </w:pPr>
+      <w:r>
+        <w:rPr>
+          <w:sz w:val="22"/>
+          <w:szCs w:val="22"/>
+        </w:rPr>
+        <w:t xml:space="preserve">Finance Officer (finance@ / finance.pg@) — MONEY (not Procurement)</w:t>
+      </w:r>
+    </w:p>
+    <w:p>
+      <w:pPr>
+        <w:pStyle w:val="ListParagraph"/>
+        <w:numPr>
+          <w:ilvl w:val="0"/>
+          <w:numId w:val="1"/>
+        </w:numPr>
+        <w:spacing w:after="60"/>
+      </w:pPr>
+      <w:r>
+        <w:t xml:space="preserve">Grant funding approval → Authorize budget (allocate only, not pay)</w:t>
+      </w:r>
+    </w:p>
+    <w:p>
+      <w:pPr>
+        <w:pStyle w:val="ListParagraph"/>
+        <w:numPr>
+          <w:ilvl w:val="0"/>
+          <w:numId w:val="1"/>
+        </w:numPr>
+        <w:spacing w:after="60"/>
+      </w:pPr>
+      <w:r>
+        <w:t xml:space="preserve">Proposal finance review; budgets; payment requests; pay approved items</w:t>
+      </w:r>
+    </w:p>
+    <w:p>
+      <w:pPr>
+        <w:pStyle w:val="ListParagraph"/>
+        <w:numPr>
+          <w:ilvl w:val="0"/>
+          <w:numId w:val="1"/>
+        </w:numPr>
+        <w:spacing w:after="60"/>
+      </w:pPr>
+      <w:r>
+        <w:t xml:space="preserve">Pay POs after Director approval; finance reports; finance closure</w:t>
+      </w:r>
+    </w:p>
+    <w:p>
+      <w:pPr>
+        <w:pStyle w:val="ListParagraph"/>
+        <w:numPr>
+          <w:ilvl w:val="0"/>
+          <w:numId w:val="1"/>
+        </w:numPr>
+        <w:spacing w:after="60"/>
+      </w:pPr>
+      <w:r>
+        <w:t xml:space="preserve">Does NOT decide what to buy (that is Procurement)</w:t>
+      </w:r>
+    </w:p>
+    <w:p>
+      <w:pPr>
+        <w:spacing w:after="100"/>
+      </w:pPr>
+      <w:r>
+        <w:rPr>
+          <w:sz w:val="22"/>
+          <w:szCs w:val="22"/>
+        </w:rPr>
+        <w:t xml:space="preserve">Procurement Officer (procurement@ / procurement.pg@) — BUYING / PO (not Finance)</w:t>
+      </w:r>
+    </w:p>
+    <w:p>
+      <w:pPr>
+        <w:pStyle w:val="ListParagraph"/>
+        <w:numPr>
+          <w:ilvl w:val="0"/>
+          <w:numId w:val="1"/>
+        </w:numPr>
+        <w:spacing w:after="60"/>
+      </w:pPr>
+      <w:r>
+        <w:t xml:space="preserve">Review Purchase Orders from researchers</w:t>
+      </w:r>
+    </w:p>
+    <w:p>
+      <w:pPr>
+        <w:pStyle w:val="ListParagraph"/>
+        <w:numPr>
+          <w:ilvl w:val="0"/>
+          <w:numId w:val="1"/>
+        </w:numPr>
+        <w:spacing w:after="60"/>
+      </w:pPr>
+      <w:r>
+        <w:t xml:space="preserve">Approve/reject PO before Director</w:t>
+      </w:r>
+    </w:p>
+    <w:p>
+      <w:pPr>
+        <w:pStyle w:val="ListParagraph"/>
+        <w:numPr>
+          <w:ilvl w:val="0"/>
+          <w:numId w:val="1"/>
+        </w:numPr>
+        <w:spacing w:after="60"/>
+      </w:pPr>
+      <w:r>
+        <w:t xml:space="preserve">Does NOT authorize grants; does NOT pay money</w:t>
+      </w:r>
+    </w:p>
+    <w:p>
+      <w:pPr>
+        <w:pStyle w:val="ListParagraph"/>
+        <w:numPr>
+          <w:ilvl w:val="0"/>
+          <w:numId w:val="1"/>
+        </w:numPr>
+        <w:spacing w:after="60"/>
+      </w:pPr>
+      <w:r>
+        <w:t xml:space="preserve">Flow: Researcher PO → Procurement → Director → Finance pays</w:t>
+      </w:r>
+    </w:p>
+    <w:p>
+      <w:pPr>
+        <w:spacing w:after="100"/>
+      </w:pPr>
+      <w:r>
+        <w:rPr>
+          <w:sz w:val="22"/>
+          <w:szCs w:val="22"/>
+        </w:rPr>
+        <w:t xml:space="preserve">HR Officer (hr@ / hr.pg@)</w:t>
+      </w:r>
+    </w:p>
+    <w:p>
+      <w:pPr>
+        <w:pStyle w:val="ListParagraph"/>
+        <w:numPr>
+          <w:ilvl w:val="0"/>
+          <w:numId w:val="1"/>
+        </w:numPr>
+        <w:spacing w:after="60"/>
+      </w:pPr>
+      <w:r>
+        <w:t xml:space="preserve">View projects, thesis, groups for HR context</w:t>
+      </w:r>
+    </w:p>
+    <w:p>
+      <w:pPr>
+        <w:pStyle w:val="ListParagraph"/>
+        <w:numPr>
+          <w:ilvl w:val="0"/>
+          <w:numId w:val="1"/>
+        </w:numPr>
+        <w:spacing w:after="60"/>
+      </w:pPr>
+      <w:r>
+        <w:t xml:space="preserve">No grant/ethics/payment approvals</w:t>
+      </w:r>
+    </w:p>
+    <w:p>
+      <w:pPr>
+        <w:spacing w:after="100"/>
+      </w:pPr>
+      <w:r>
+        <w:rPr>
+          <w:sz w:val="22"/>
+          <w:szCs w:val="22"/>
+        </w:rPr>
+        <w:t xml:space="preserve">Donor Agency (donor@ / donor.pg@)</w:t>
+      </w:r>
+    </w:p>
+    <w:p>
+      <w:pPr>
+        <w:pStyle w:val="ListParagraph"/>
+        <w:numPr>
+          <w:ilvl w:val="0"/>
+          <w:numId w:val="1"/>
+        </w:numPr>
+        <w:spacing w:after="60"/>
+      </w:pPr>
+      <w:r>
+        <w:t xml:space="preserve">Draft external funding calls; wait for Leadership/Director publish</w:t>
+      </w:r>
+    </w:p>
+    <w:p>
+      <w:pPr>
+        <w:pStyle w:val="ListParagraph"/>
+        <w:numPr>
+          <w:ilvl w:val="0"/>
+          <w:numId w:val="1"/>
+        </w:numPr>
+        <w:spacing w:after="60"/>
+      </w:pPr>
+      <w:r>
+        <w:t xml:space="preserve">Donor reports; monitor related grants</w:t>
+      </w:r>
+    </w:p>
+    <w:p>
+      <w:pPr>
+        <w:spacing w:after="100"/>
+      </w:pPr>
+      <w:r>
+        <w:rPr>
+          <w:sz w:val="22"/>
+          <w:szCs w:val="22"/>
+        </w:rPr>
+        <w:t xml:space="preserve">Researcher (asha@ UG / mahad@ PG)</w:t>
+      </w:r>
+    </w:p>
+    <w:p>
+      <w:pPr>
+        <w:pStyle w:val="ListParagraph"/>
+        <w:numPr>
+          <w:ilvl w:val="0"/>
+          <w:numId w:val="1"/>
+        </w:numPr>
+        <w:spacing w:after="60"/>
+      </w:pPr>
+      <w:r>
+        <w:t xml:space="preserve">Apply to calls; write proposals (budget + ethics + docs)</w:t>
+      </w:r>
+    </w:p>
+    <w:p>
+      <w:pPr>
+        <w:pStyle w:val="ListParagraph"/>
+        <w:numPr>
+          <w:ilvl w:val="0"/>
+          <w:numId w:val="1"/>
+        </w:numPr>
+        <w:spacing w:after="60"/>
+      </w:pPr>
+      <w:r>
+        <w:t xml:space="preserve">Run projects; budgets; payment requests; create POs</w:t>
+      </w:r>
+    </w:p>
+    <w:p>
+      <w:pPr>
+        <w:pStyle w:val="ListParagraph"/>
+        <w:numPr>
+          <w:ilvl w:val="0"/>
+          <w:numId w:val="1"/>
+        </w:numPr>
+        <w:spacing w:after="60"/>
+      </w:pPr>
+      <w:r>
+        <w:t xml:space="preserve">Publications Create &amp; submit; repository; thesis supervision; closure checklist</w:t>
+      </w:r>
+    </w:p>
+    <w:p>
+      <w:pPr>
+        <w:spacing w:after="0" w:before="0" w:line="276"/>
+      </w:pPr>
+      <w:r>
+        <w:t xml:space="preserve"/>
+      </w:r>
+    </w:p>
+    <w:p>
+      <w:pPr>
+        <w:spacing w:after="0" w:before="0" w:line="276"/>
+      </w:pPr>
+      <w:r>
+        <w:t xml:space="preserve"/>
+      </w:r>
+    </w:p>
+    <w:p>
+      <w:pPr>
+        <w:spacing w:after="160" w:before="200"/>
+      </w:pPr>
+      <w:r>
+        <w:rPr>
+          <w:b/>
+          <w:bCs/>
+          <w:color w:val="0C4A6E"/>
+          <w:sz w:val="36"/>
+          <w:szCs w:val="36"/>
+        </w:rPr>
         <w:t xml:space="preserve">3. LOGIN — 15 DEMO ACCOUNTS</w:t>
       </w:r>
     </w:p>
     <w:p>
       <w:pPr>
-        <w:spacing w:after="80"/>
-      </w:pPr>
-      <w:r>
+        <w:spacing w:after="100"/>
+      </w:pPr>
+      <w:r>
+        <w:rPr>
+          <w:sz w:val="22"/>
+          <w:szCs w:val="22"/>
+        </w:rPr>
         <w:t xml:space="preserve">Run: cd backend &amp;&amp; npm run seed</w:t>
       </w:r>
     </w:p>
     <w:p>
       <w:pPr>
-        <w:spacing w:after="80"/>
-      </w:pPr>
-      <w:r>
+        <w:spacing w:after="100"/>
+      </w:pPr>
+      <w:r>
+        <w:rPr>
+          <w:sz w:val="22"/>
+          <w:szCs w:val="22"/>
+        </w:rPr>
         <w:t xml:space="preserve">Shared: director@rms.edu / Director2024!</w:t>
       </w:r>
     </w:p>
     <w:p>
       <w:pPr>
-        <w:spacing w:after="80"/>
-      </w:pPr>
-      <w:r>
-        <w:t xml:space="preserve">Undergraduate: coordinator@, finance@, procurement@, hr@, leadership@, donor@, asha@rms.edu Postgraduate: *.pg@rms.edu equivalents + mahad@rms.edu Password pattern: see login page (Coordinator2024!, Finance2024!, Researcher2024!, etc.)</w:t>
-      </w:r>
-    </w:p>
-    <w:p>
-      <w:pPr>
-        <w:spacing w:after="80"/>
-      </w:pPr>
-      <w:r>
-        <w:t xml:space="preserve">Director → choose UG or PG portal after login. All others use one portal automatically.</w:t>
-      </w:r>
-    </w:p>
-    <w:p>
-      <w:pPr>
-        <w:pStyle w:val="ListParagraph"/>
-        <w:numPr>
-          <w:ilvl w:val="0"/>
-          <w:numId w:val="1"/>
-        </w:numPr>
-        <w:spacing w:after="40"/>
-      </w:pPr>
-      <w:r>
+        <w:spacing w:after="100"/>
+      </w:pPr>
+      <w:r>
+        <w:rPr>
+          <w:sz w:val="22"/>
+          <w:szCs w:val="22"/>
+        </w:rPr>
+        <w:t xml:space="preserve">Undergraduate: coordinator@, finance@, procurement@, hr@, leadership@, donor@, asha@rms.edu Postgraduate: *.pg@rms.edu equivalents + mahad@rms.edu Passwords: Coordinator2024!, Finance2024!, Procurement2024!, Hr2024!, Leadership2024!, Donor2024!, Researcher2024!</w:t>
+      </w:r>
+    </w:p>
+    <w:p>
+      <w:pPr>
+        <w:spacing w:after="100"/>
+      </w:pPr>
+      <w:r>
+        <w:rPr>
+          <w:sz w:val="22"/>
+          <w:szCs w:val="22"/>
+        </w:rPr>
+        <w:t xml:space="preserve">Director chooses UG or PG after login. All others use one portal automatically.</w:t>
+      </w:r>
+    </w:p>
+    <w:p>
+      <w:pPr>
+        <w:spacing w:after="100"/>
+      </w:pPr>
+      <w:r>
+        <w:rPr>
+          <w:sz w:val="22"/>
+          <w:szCs w:val="22"/>
+        </w:rPr>
+        <w:t xml:space="preserve">Do not use ethics@ or reviewer@ — those roles were removed.</w:t>
+      </w:r>
+    </w:p>
+    <w:p>
+      <w:pPr>
+        <w:spacing w:after="0" w:before="0" w:line="276"/>
+      </w:pPr>
+      <w:r>
+        <w:t xml:space="preserve"/>
+      </w:r>
+    </w:p>
+    <w:p>
+      <w:pPr>
+        <w:spacing w:after="0" w:before="0" w:line="276"/>
+      </w:pPr>
+      <w:r>
+        <w:t xml:space="preserve"/>
+      </w:r>
+    </w:p>
+    <w:p>
+      <w:pPr>
+        <w:spacing w:after="160" w:before="200"/>
+      </w:pPr>
+      <w:r>
+        <w:rPr>
+          <w:b/>
+          <w:bCs/>
+          <w:color w:val="0C4A6E"/>
+          <w:sz w:val="36"/>
+          <w:szCs w:val="36"/>
+        </w:rPr>
         <w:t xml:space="preserve">4. FUNDING CALLS</w:t>
       </w:r>
     </w:p>
     <w:p>
       <w:pPr>
-        <w:spacing w:after="80"/>
-      </w:pPr>
-      <w:r>
-        <w:t xml:space="preserve">Director creates Internal or External calls. Required documents auto-fill. Choose eligibility (UG / PG / all).</w:t>
-      </w:r>
-    </w:p>
-    <w:p>
-      <w:pPr>
-        <w:spacing w:after="80"/>
-      </w:pPr>
-      <w:r>
-        <w:t xml:space="preserve">Leadership or Director publishes → eligible researchers get notifications with direct link to the call.</w:t>
-      </w:r>
-    </w:p>
-    <w:p>
-      <w:pPr>
-        <w:spacing w:after="80"/>
-      </w:pPr>
-      <w:r>
+        <w:spacing w:after="100"/>
+      </w:pPr>
+      <w:r>
+        <w:rPr>
+          <w:sz w:val="22"/>
+          <w:szCs w:val="22"/>
+        </w:rPr>
+        <w:t xml:space="preserve">Director creates Internal or External calls. Required documents auto-fill. Choose eligibility (UG / PG / all / PGD).</w:t>
+      </w:r>
+    </w:p>
+    <w:p>
+      <w:pPr>
+        <w:spacing w:after="100"/>
+      </w:pPr>
+      <w:r>
+        <w:rPr>
+          <w:sz w:val="22"/>
+          <w:szCs w:val="22"/>
+        </w:rPr>
+        <w:t xml:space="preserve">Leadership or Director publishes → eligible researchers get notifications with a direct link to the call.</w:t>
+      </w:r>
+    </w:p>
+    <w:p>
+      <w:pPr>
+        <w:spacing w:after="100"/>
+      </w:pPr>
+      <w:r>
+        <w:rPr>
+          <w:sz w:val="22"/>
+          <w:szCs w:val="22"/>
+        </w:rPr>
         <w:t xml:space="preserve">Researcher: Funding Calls → Apply via this call.</w:t>
       </w:r>
     </w:p>
     <w:p>
       <w:pPr>
-        <w:pStyle w:val="ListParagraph"/>
-        <w:numPr>
-          <w:ilvl w:val="0"/>
-          <w:numId w:val="1"/>
-        </w:numPr>
-        <w:spacing w:after="40"/>
-      </w:pPr>
-      <w:r>
+        <w:spacing w:after="0" w:before="0" w:line="276"/>
+      </w:pPr>
+      <w:r>
+        <w:t xml:space="preserve"/>
+      </w:r>
+    </w:p>
+    <w:p>
+      <w:pPr>
+        <w:spacing w:after="0" w:before="0" w:line="276"/>
+      </w:pPr>
+      <w:r>
+        <w:t xml:space="preserve"/>
+      </w:r>
+    </w:p>
+    <w:p>
+      <w:pPr>
+        <w:spacing w:after="160" w:before="200"/>
+      </w:pPr>
+      <w:r>
+        <w:rPr>
+          <w:b/>
+          <w:bCs/>
+          <w:color w:val="0C4A6E"/>
+          <w:sz w:val="36"/>
+          <w:szCs w:val="36"/>
+        </w:rPr>
         <w:t xml:space="preserve">5. REVIEW WORKFLOW</w:t>
       </w:r>
     </w:p>
     <w:p>
       <w:pPr>
-        <w:spacing w:after="80"/>
-      </w:pPr>
-      <w:r>
-        <w:t xml:space="preserve">Admin screening → Leadership peer review (score 1–5 + comment) → Committee → Ethics (Director) → Finance review → Director Approve.</w:t>
-      </w:r>
-    </w:p>
-    <w:p>
-      <w:pPr>
-        <w:spacing w:after="80"/>
-      </w:pPr>
-      <w:r>
+        <w:spacing w:after="100"/>
+      </w:pPr>
+      <w:r>
+        <w:rPr>
+          <w:sz w:val="22"/>
+          <w:szCs w:val="22"/>
+        </w:rPr>
+        <w:t xml:space="preserve">Admin screening → Leadership peer review (score 1–5 + comment) → Committee → Ethics (Research Director) → Finance review → Director Approve.</w:t>
+      </w:r>
+    </w:p>
+    <w:p>
+      <w:pPr>
+        <w:spacing w:after="100"/>
+      </w:pPr>
+      <w:r>
+        <w:rPr>
+          <w:sz w:val="22"/>
+          <w:szCs w:val="22"/>
+        </w:rPr>
         <w:t xml:space="preserve">Approved funding-call proposals create a Project and queue a Grant for finance (status: pending_finance).</w:t>
       </w:r>
     </w:p>
     <w:p>
       <w:pPr>
-        <w:pStyle w:val="ListParagraph"/>
-        <w:numPr>
-          <w:ilvl w:val="0"/>
-          <w:numId w:val="1"/>
-        </w:numPr>
-        <w:spacing w:after="40"/>
-      </w:pPr>
-      <w:r>
+        <w:spacing w:after="0" w:before="0" w:line="276"/>
+      </w:pPr>
+      <w:r>
+        <w:t xml:space="preserve"/>
+      </w:r>
+    </w:p>
+    <w:p>
+      <w:pPr>
+        <w:spacing w:after="0" w:before="0" w:line="276"/>
+      </w:pPr>
+      <w:r>
+        <w:t xml:space="preserve"/>
+      </w:r>
+    </w:p>
+    <w:p>
+      <w:pPr>
+        <w:spacing w:after="160" w:before="200"/>
+      </w:pPr>
+      <w:r>
+        <w:rPr>
+          <w:b/>
+          <w:bCs/>
+          <w:color w:val="0C4A6E"/>
+          <w:sz w:val="36"/>
+          <w:szCs w:val="36"/>
+        </w:rPr>
         <w:t xml:space="preserve">6. AUTHORIZE BUDGET (FINANCE)</w:t>
       </w:r>
     </w:p>
     <w:p>
       <w:pPr>
-        <w:spacing w:after="80"/>
-      </w:pPr>
-      <w:r>
+        <w:spacing w:after="100"/>
+      </w:pPr>
+      <w:r>
+        <w:rPr>
+          <w:sz w:val="22"/>
+          <w:szCs w:val="22"/>
+        </w:rPr>
         <w:t xml:space="preserve">Path: Sidebar → Grant funding approval (/finance/grant-approvals)</w:t>
       </w:r>
     </w:p>
     <w:p>
       <w:pPr>
-        <w:spacing w:after="80"/>
-      </w:pPr>
-      <w:r>
+        <w:spacing w:after="100"/>
+      </w:pPr>
+      <w:r>
+        <w:rPr>
+          <w:sz w:val="22"/>
+          <w:szCs w:val="22"/>
+        </w:rPr>
         <w:t xml:space="preserve">Login as finance@rms.edu (UG) or finance.pg@rms.edu (PG).</w:t>
       </w:r>
     </w:p>
     <w:p>
       <w:pPr>
-        <w:spacing w:after="80"/>
-      </w:pPr>
-      <w:r>
+        <w:spacing w:after="100"/>
+      </w:pPr>
+      <w:r>
+        <w:rPr>
+          <w:sz w:val="22"/>
+          <w:szCs w:val="22"/>
+        </w:rPr>
         <w:t xml:space="preserve">Click Authorize budget. This ALLOCATES the budget only — it does not pay money. Disburse later under Finance &amp; Budgets.</w:t>
       </w:r>
     </w:p>
     <w:p>
       <w:pPr>
-        <w:pStyle w:val="ListParagraph"/>
-        <w:numPr>
-          <w:ilvl w:val="0"/>
-          <w:numId w:val="1"/>
-        </w:numPr>
-        <w:spacing w:after="40"/>
-      </w:pPr>
-      <w:r>
-        <w:t xml:space="preserve">7. FULL JOURNEY</w:t>
-      </w:r>
-    </w:p>
-    <w:p>
-      <w:pPr>
-        <w:spacing w:after="80"/>
-      </w:pPr>
-      <w:r>
-        <w:t xml:space="preserve">Funding call → Grant → Proposal (budget + ethics + docs) → Review → Project → Work plan + budgets → Payments + PO → Publications + Repository → Closure checklist → Archived.</w:t>
-      </w:r>
-    </w:p>
-    <w:p>
-      <w:pPr>
-        <w:pStyle w:val="ListParagraph"/>
-        <w:numPr>
-          <w:ilvl w:val="0"/>
-          <w:numId w:val="1"/>
-        </w:numPr>
-        <w:spacing w:after="40"/>
-      </w:pPr>
-      <w:r>
-        <w:t xml:space="preserve">8. KEY MENUS</w:t>
-      </w:r>
-    </w:p>
-    <w:p>
-      <w:pPr>
-        <w:spacing w:after="80"/>
-      </w:pPr>
-      <w:r>
-        <w:t xml:space="preserve">Funding Calls, Grants, Proposals, Peer Reviews, Projects, Finance &amp; Budgets, Grant funding approval (Finance), Policies, Notifications, Audit Trail (Director).</w:t>
-      </w:r>
-    </w:p>
-    <w:p>
-      <w:pPr>
-        <w:spacing w:after="80"/>
-      </w:pPr>
-      <w:r>
+        <w:spacing w:after="0" w:before="0" w:line="276"/>
+      </w:pPr>
+      <w:r>
+        <w:t xml:space="preserve"/>
+      </w:r>
+    </w:p>
+    <w:p>
+      <w:pPr>
+        <w:spacing w:after="0" w:before="0" w:line="276"/>
+      </w:pPr>
+      <w:r>
+        <w:t xml:space="preserve"/>
+      </w:r>
+    </w:p>
+    <w:p>
+      <w:pPr>
+        <w:spacing w:after="160" w:before="200"/>
+      </w:pPr>
+      <w:r>
+        <w:rPr>
+          <w:b/>
+          <w:bCs/>
+          <w:color w:val="0C4A6E"/>
+          <w:sz w:val="36"/>
+          <w:szCs w:val="36"/>
+        </w:rPr>
+        <w:t xml:space="preserve">7. PUBLICATIONS</w:t>
+      </w:r>
+    </w:p>
+    <w:p>
+      <w:pPr>
+        <w:spacing w:after="100"/>
+      </w:pPr>
+      <w:r>
+        <w:rPr>
+          <w:sz w:val="22"/>
+          <w:szCs w:val="22"/>
+        </w:rPr>
+        <w:t xml:space="preserve">One output per project (1:1). Researcher Create &amp; submit → status submitted.</w:t>
+      </w:r>
+    </w:p>
+    <w:p>
+      <w:pPr>
+        <w:spacing w:after="100"/>
+      </w:pPr>
+      <w:r>
+        <w:rPr>
+          <w:sz w:val="22"/>
+          <w:szCs w:val="22"/>
+        </w:rPr>
+        <w:t xml:space="preserve">Coordinator/Director Validate → status validated and workflow stage Published.</w:t>
+      </w:r>
+    </w:p>
+    <w:p>
+      <w:pPr>
+        <w:spacing w:after="100"/>
+      </w:pPr>
+      <w:r>
+        <w:rPr>
+          <w:sz w:val="22"/>
+          <w:szCs w:val="22"/>
+        </w:rPr>
+        <w:t xml:space="preserve">You can also advance Submitted → In process → Pipeline → Published on Research Workflow Status.</w:t>
+      </w:r>
+    </w:p>
+    <w:p>
+      <w:pPr>
+        <w:spacing w:after="100"/>
+      </w:pPr>
+      <w:r>
+        <w:rPr>
+          <w:sz w:val="22"/>
+          <w:szCs w:val="22"/>
+        </w:rPr>
+        <w:t xml:space="preserve">Use the Published filter to find published outputs (do not leave Submitted filter selected).</w:t>
+      </w:r>
+    </w:p>
+    <w:p>
+      <w:pPr>
+        <w:spacing w:after="0" w:before="0" w:line="276"/>
+      </w:pPr>
+      <w:r>
+        <w:t xml:space="preserve"/>
+      </w:r>
+    </w:p>
+    <w:p>
+      <w:pPr>
+        <w:spacing w:after="0" w:before="0" w:line="276"/>
+      </w:pPr>
+      <w:r>
+        <w:t xml:space="preserve"/>
+      </w:r>
+    </w:p>
+    <w:p>
+      <w:pPr>
+        <w:spacing w:after="160" w:before="200"/>
+      </w:pPr>
+      <w:r>
+        <w:rPr>
+          <w:b/>
+          <w:bCs/>
+          <w:color w:val="0C4A6E"/>
+          <w:sz w:val="36"/>
+          <w:szCs w:val="36"/>
+        </w:rPr>
+        <w:t xml:space="preserve">8. FULL JOURNEY</w:t>
+      </w:r>
+    </w:p>
+    <w:p>
+      <w:pPr>
+        <w:spacing w:after="100"/>
+      </w:pPr>
+      <w:r>
+        <w:rPr>
+          <w:sz w:val="22"/>
+          <w:szCs w:val="22"/>
+        </w:rPr>
+        <w:t xml:space="preserve">Funding call → Grant → Proposal (budget + ethics + docs) → Review → Project → Finance authorize → Work plan + budgets → Payments + PO → Publications (Validate = Published) → Closure checklist → Archived.</w:t>
+      </w:r>
+    </w:p>
+    <w:p>
+      <w:pPr>
+        <w:spacing w:after="0" w:before="0" w:line="276"/>
+      </w:pPr>
+      <w:r>
+        <w:t xml:space="preserve"/>
+      </w:r>
+    </w:p>
+    <w:p>
+      <w:pPr>
+        <w:spacing w:after="0" w:before="0" w:line="276"/>
+      </w:pPr>
+      <w:r>
+        <w:t xml:space="preserve"/>
+      </w:r>
+    </w:p>
+    <w:p>
+      <w:pPr>
+        <w:spacing w:after="160" w:before="200"/>
+      </w:pPr>
+      <w:r>
+        <w:rPr>
+          <w:b/>
+          <w:bCs/>
+          <w:color w:val="0C4A6E"/>
+          <w:sz w:val="36"/>
+          <w:szCs w:val="36"/>
+        </w:rPr>
+        <w:t xml:space="preserve">9. KEY MENUS</w:t>
+      </w:r>
+    </w:p>
+    <w:p>
+      <w:pPr>
+        <w:spacing w:after="100"/>
+      </w:pPr>
+      <w:r>
+        <w:rPr>
+          <w:sz w:val="22"/>
+          <w:szCs w:val="22"/>
+        </w:rPr>
+        <w:t xml:space="preserve">Funding Calls, Grants, Proposals, Peer Reviews, Projects, Publications, Research Workflow, Finance &amp; Budgets, Grant funding approval (Finance only), Policies, Search, Notifications, Audit Trail (Director/Coordinator).</w:t>
+      </w:r>
+    </w:p>
+    <w:p>
+      <w:pPr>
+        <w:spacing w:after="0" w:before="0" w:line="276"/>
+      </w:pPr>
+      <w:r>
+        <w:t xml:space="preserve"/>
+      </w:r>
+    </w:p>
+    <w:p>
+      <w:pPr>
+        <w:spacing w:after="0" w:before="0" w:line="276"/>
+      </w:pPr>
+      <w:r>
+        <w:t xml:space="preserve"/>
+      </w:r>
+    </w:p>
+    <w:p>
+      <w:pPr>
+        <w:spacing w:after="160" w:before="200"/>
+      </w:pPr>
+      <w:r>
+        <w:rPr>
+          <w:b/>
+          <w:bCs/>
+          <w:color w:val="0C4A6E"/>
+          <w:sz w:val="30"/>
+          <w:szCs w:val="30"/>
+        </w:rPr>
         <w:t xml:space="preserve">END OF ENGLISH GUIDE</w:t>
       </w:r>
     </w:p>
     <w:sectPr>
       <w:pgSz w:w="11906" w:h="16838" w:orient="portrait"/>
-      <w:pgMar w:top="1440" w:right="1440" w:bottom="1440" w:left="1440" w:header="708" w:footer="708" w:gutter="0"/>
+      <w:pgMar w:top="1080" w:right="1080" w:bottom="1080" w:left="1080" w:header="708" w:footer="708" w:gutter="0"/>
       <w:pgNumType/>
       <w:docGrid w:linePitch="360"/>
     </w:sectPr>

--- a/docs/HOW_TO_USE_SYSTEM_EN.docx
+++ b/docs/HOW_TO_USE_SYSTEM_EN.docx
@@ -190,7 +190,7 @@
         <w:spacing w:after="60"/>
       </w:pPr>
       <w:r>
-        <w:t xml:space="preserve">Switch UG/PG portals; create/publish internal funding calls</w:t>
+        <w:t xml:space="preserve">Switch UG/PG portals; create/publish funding calls (no Leadership step)</w:t>
       </w:r>
     </w:p>
     <w:p>
@@ -254,19 +254,6 @@
         <w:spacing w:after="60"/>
       </w:pPr>
       <w:r>
-        <w:t xml:space="preserve">Approve/publish funding calls</w:t>
-      </w:r>
-    </w:p>
-    <w:p>
-      <w:pPr>
-        <w:pStyle w:val="ListParagraph"/>
-        <w:numPr>
-          <w:ilvl w:val="0"/>
-          <w:numId w:val="1"/>
-        </w:numPr>
-        <w:spacing w:after="60"/>
-      </w:pPr>
-      <w:r>
         <w:t xml:space="preserve">Peer review: score 1–5 + comment on assigned proposals</w:t>
       </w:r>
     </w:p>
@@ -281,6 +268,19 @@
       </w:pPr>
       <w:r>
         <w:t xml:space="preserve">Peer Reviews + Proposals menus; KPI</w:t>
+      </w:r>
+    </w:p>
+    <w:p>
+      <w:pPr>
+        <w:pStyle w:val="ListParagraph"/>
+        <w:numPr>
+          <w:ilvl w:val="0"/>
+          <w:numId w:val="1"/>
+        </w:numPr>
+        <w:spacing w:after="60"/>
+      </w:pPr>
+      <w:r>
+        <w:t xml:space="preserve">Does NOT publish funding calls</w:t>
       </w:r>
     </w:p>
     <w:p>
@@ -732,7 +732,7 @@
           <w:sz w:val="22"/>
           <w:szCs w:val="22"/>
         </w:rPr>
-        <w:t xml:space="preserve">Leadership or Director publishes → eligible researchers get notifications with a direct link to the call.</w:t>
+        <w:t xml:space="preserve">Director publishes the call themselves — Leadership is not required. Eligible researchers get notifications with a direct link.</w:t>
       </w:r>
     </w:p>
     <w:p>

--- a/docs/HOW_TO_USE_SYSTEM_EN.docx
+++ b/docs/HOW_TO_USE_SYSTEM_EN.docx
@@ -153,19 +153,19 @@
           <w:sz w:val="36"/>
           <w:szCs w:val="36"/>
         </w:rPr>
-        <w:t xml:space="preserve">2. USER JOBS — WHAT EACH ROLE DOES (8)</w:t>
-      </w:r>
-    </w:p>
-    <w:p>
-      <w:pPr>
-        <w:spacing w:after="100"/>
-      </w:pPr>
-      <w:r>
-        <w:rPr>
-          <w:sz w:val="22"/>
-          <w:szCs w:val="22"/>
-        </w:rPr>
-        <w:t xml:space="preserve">There is no separate Ethics Committee or Peer Reviewer login. Ethics = Research Director. Peer review = University Leadership.</w:t>
+        <w:t xml:space="preserve">2. USER JOBS — WHAT EACH ROLE DOES (7)</w:t>
+      </w:r>
+    </w:p>
+    <w:p>
+      <w:pPr>
+        <w:spacing w:after="100"/>
+      </w:pPr>
+      <w:r>
+        <w:rPr>
+          <w:sz w:val="22"/>
+          <w:szCs w:val="22"/>
+        </w:rPr>
+        <w:t xml:space="preserve">There is no separate Ethics Committee, Peer Reviewer, or Procurement login. Ethics = Research Director. Peer review = University Leadership. Purchase orders = Finance.</w:t>
       </w:r>
     </w:p>
     <w:p>
@@ -216,7 +216,7 @@
         <w:spacing w:after="60"/>
       </w:pPr>
       <w:r>
-        <w:t xml:space="preserve">Approve POs after Procurement; manage Users &amp; Departments</w:t>
+        <w:t xml:space="preserve">Approve POs after Finance review; manage Users &amp; Departments</w:t>
       </w:r>
     </w:p>
     <w:p>
@@ -343,7 +343,7 @@
           <w:sz w:val="22"/>
           <w:szCs w:val="22"/>
         </w:rPr>
-        <w:t xml:space="preserve">Finance Officer (finance@ / finance.pg@) — MONEY (not Procurement)</w:t>
+        <w:t xml:space="preserve">Finance Officer (finance@ / finance.pg@) — MONEY + PO REVIEW</w:t>
       </w:r>
     </w:p>
     <w:p>
@@ -382,6 +382,19 @@
         <w:spacing w:after="60"/>
       </w:pPr>
       <w:r>
+        <w:t xml:space="preserve">Review Purchase Orders (approve/reject) before Director</w:t>
+      </w:r>
+    </w:p>
+    <w:p>
+      <w:pPr>
+        <w:pStyle w:val="ListParagraph"/>
+        <w:numPr>
+          <w:ilvl w:val="0"/>
+          <w:numId w:val="1"/>
+        </w:numPr>
+        <w:spacing w:after="60"/>
+      </w:pPr>
+      <w:r>
         <w:t xml:space="preserve">Pay POs after Director approval; finance reports; finance closure</w:t>
       </w:r>
     </w:p>
@@ -395,71 +408,7 @@
         <w:spacing w:after="60"/>
       </w:pPr>
       <w:r>
-        <w:t xml:space="preserve">Does NOT decide what to buy (that is Procurement)</w:t>
-      </w:r>
-    </w:p>
-    <w:p>
-      <w:pPr>
-        <w:spacing w:after="100"/>
-      </w:pPr>
-      <w:r>
-        <w:rPr>
-          <w:sz w:val="22"/>
-          <w:szCs w:val="22"/>
-        </w:rPr>
-        <w:t xml:space="preserve">Procurement Officer (procurement@ / procurement.pg@) — BUYING / PO (not Finance)</w:t>
-      </w:r>
-    </w:p>
-    <w:p>
-      <w:pPr>
-        <w:pStyle w:val="ListParagraph"/>
-        <w:numPr>
-          <w:ilvl w:val="0"/>
-          <w:numId w:val="1"/>
-        </w:numPr>
-        <w:spacing w:after="60"/>
-      </w:pPr>
-      <w:r>
-        <w:t xml:space="preserve">Review Purchase Orders from researchers</w:t>
-      </w:r>
-    </w:p>
-    <w:p>
-      <w:pPr>
-        <w:pStyle w:val="ListParagraph"/>
-        <w:numPr>
-          <w:ilvl w:val="0"/>
-          <w:numId w:val="1"/>
-        </w:numPr>
-        <w:spacing w:after="60"/>
-      </w:pPr>
-      <w:r>
-        <w:t xml:space="preserve">Approve/reject PO before Director</w:t>
-      </w:r>
-    </w:p>
-    <w:p>
-      <w:pPr>
-        <w:pStyle w:val="ListParagraph"/>
-        <w:numPr>
-          <w:ilvl w:val="0"/>
-          <w:numId w:val="1"/>
-        </w:numPr>
-        <w:spacing w:after="60"/>
-      </w:pPr>
-      <w:r>
-        <w:t xml:space="preserve">Does NOT authorize grants; does NOT pay money</w:t>
-      </w:r>
-    </w:p>
-    <w:p>
-      <w:pPr>
-        <w:pStyle w:val="ListParagraph"/>
-        <w:numPr>
-          <w:ilvl w:val="0"/>
-          <w:numId w:val="1"/>
-        </w:numPr>
-        <w:spacing w:after="60"/>
-      </w:pPr>
-      <w:r>
-        <w:t xml:space="preserve">Flow: Researcher PO → Procurement → Director → Finance pays</w:t>
+        <w:t xml:space="preserve">Flow: Researcher PO → Finance review → Director → Finance pays</w:t>
       </w:r>
     </w:p>
     <w:p>
@@ -522,7 +471,7 @@
         <w:spacing w:after="60"/>
       </w:pPr>
       <w:r>
-        <w:t xml:space="preserve">Draft external funding calls; wait for Leadership/Director publish</w:t>
+        <w:t xml:space="preserve">Draft external funding calls; wait for Director publish</w:t>
       </w:r>
     </w:p>
     <w:p>
@@ -617,7 +566,7 @@
           <w:sz w:val="36"/>
           <w:szCs w:val="36"/>
         </w:rPr>
-        <w:t xml:space="preserve">3. LOGIN — 15 DEMO ACCOUNTS</w:t>
+        <w:t xml:space="preserve">3. LOGIN — DEMO ACCOUNTS</w:t>
       </w:r>
     </w:p>
     <w:p>
@@ -653,7 +602,7 @@
           <w:sz w:val="22"/>
           <w:szCs w:val="22"/>
         </w:rPr>
-        <w:t xml:space="preserve">Undergraduate: coordinator@, finance@, procurement@, hr@, leadership@, donor@, asha@rms.edu Postgraduate: *.pg@rms.edu equivalents + mahad@rms.edu Passwords: Coordinator2024!, Finance2024!, Procurement2024!, Hr2024!, Leadership2024!, Donor2024!, Researcher2024!</w:t>
+        <w:t xml:space="preserve">Undergraduate: coordinator@, finance@, hr@, leadership@, donor@, asha@rms.edu Postgraduate: *.pg@rms.edu equivalents + mahad@rms.edu Passwords: Coordinator2024!, Finance2024!, Hr2024!, Leadership2024!, Donor2024!, Researcher2024!</w:t>
       </w:r>
     </w:p>
     <w:p>
@@ -677,7 +626,7 @@
           <w:sz w:val="22"/>
           <w:szCs w:val="22"/>
         </w:rPr>
-        <w:t xml:space="preserve">Do not use ethics@ or reviewer@ — those roles were removed.</w:t>
+        <w:t xml:space="preserve">Do not use ethics@, reviewer@, or procurement@ — those roles were removed.</w:t>
       </w:r>
     </w:p>
     <w:p>
